--- a/src/data/+Сайт тузатиладиган жойлари.docx
+++ b/src/data/+Сайт тузатиладиган жойлари.docx
@@ -155,6 +155,15 @@
             <w:r>
               <w:rPr>
                 <w:rFonts w:ascii="Times New Roman" w:hAnsi="Times New Roman" w:cs="Times New Roman"/>
+                <w:b/>
+                <w:sz w:val="28"/>
+                <w:szCs w:val="28"/>
+              </w:rPr>
+              <w:t xml:space="preserve">✅ </w:t>
+            </w:r>
+            <w:r>
+              <w:rPr>
+                <w:rFonts w:ascii="Times New Roman" w:hAnsi="Times New Roman" w:cs="Times New Roman"/>
                 <w:sz w:val="28"/>
                 <w:szCs w:val="28"/>
                 <w:lang w:val="uz-Cyrl-UZ"/>
@@ -312,6 +321,15 @@
                 <w:szCs w:val="28"/>
               </w:rPr>
             </w:pPr>
+            <w:r>
+              <w:rPr>
+                <w:rFonts w:ascii="Times New Roman" w:hAnsi="Times New Roman" w:cs="Times New Roman"/>
+                <w:b/>
+                <w:sz w:val="28"/>
+                <w:szCs w:val="28"/>
+              </w:rPr>
+              <w:t xml:space="preserve">✅ </w:t>
+            </w:r>
             <w:r>
               <w:rPr>
                 <w:rFonts w:ascii="Times New Roman" w:hAnsi="Times New Roman" w:cs="Times New Roman"/>
@@ -670,6 +688,15 @@
             <w:r>
               <w:rPr>
                 <w:rFonts w:ascii="Times New Roman" w:hAnsi="Times New Roman" w:cs="Times New Roman"/>
+                <w:b/>
+                <w:sz w:val="28"/>
+                <w:szCs w:val="28"/>
+              </w:rPr>
+              <w:t xml:space="preserve">✅ </w:t>
+            </w:r>
+            <w:r>
+              <w:rPr>
+                <w:rFonts w:ascii="Times New Roman" w:hAnsi="Times New Roman" w:cs="Times New Roman"/>
                 <w:sz w:val="28"/>
                 <w:szCs w:val="28"/>
                 <w:lang w:val="uz-Cyrl-UZ"/>
@@ -807,6 +834,15 @@
             <w:r>
               <w:rPr>
                 <w:rFonts w:ascii="Times New Roman" w:hAnsi="Times New Roman" w:cs="Times New Roman"/>
+                <w:b/>
+                <w:sz w:val="28"/>
+                <w:szCs w:val="28"/>
+              </w:rPr>
+              <w:t xml:space="preserve">✅ </w:t>
+            </w:r>
+            <w:r>
+              <w:rPr>
+                <w:rFonts w:ascii="Times New Roman" w:hAnsi="Times New Roman" w:cs="Times New Roman"/>
                 <w:sz w:val="28"/>
                 <w:szCs w:val="28"/>
                 <w:lang w:val="uz-Cyrl-UZ"/>
@@ -927,6 +963,15 @@
             <w:r>
               <w:rPr>
                 <w:rFonts w:ascii="Times New Roman" w:hAnsi="Times New Roman" w:cs="Times New Roman"/>
+                <w:b/>
+                <w:sz w:val="28"/>
+                <w:szCs w:val="28"/>
+              </w:rPr>
+              <w:t xml:space="preserve">✅ </w:t>
+            </w:r>
+            <w:r>
+              <w:rPr>
+                <w:rFonts w:ascii="Times New Roman" w:hAnsi="Times New Roman" w:cs="Times New Roman"/>
                 <w:sz w:val="28"/>
                 <w:szCs w:val="28"/>
                 <w:lang w:val="uz-Cyrl-UZ"/>
@@ -1047,6 +1092,15 @@
             <w:r>
               <w:rPr>
                 <w:rFonts w:ascii="Times New Roman" w:hAnsi="Times New Roman" w:cs="Times New Roman"/>
+                <w:b/>
+                <w:sz w:val="28"/>
+                <w:szCs w:val="28"/>
+              </w:rPr>
+              <w:t xml:space="preserve">✅ </w:t>
+            </w:r>
+            <w:r>
+              <w:rPr>
+                <w:rFonts w:ascii="Times New Roman" w:hAnsi="Times New Roman" w:cs="Times New Roman"/>
                 <w:sz w:val="28"/>
                 <w:szCs w:val="28"/>
                 <w:lang w:val="uz-Cyrl-UZ"/>
@@ -1167,6 +1221,15 @@
             <w:r>
               <w:rPr>
                 <w:rFonts w:ascii="Times New Roman" w:hAnsi="Times New Roman" w:cs="Times New Roman"/>
+                <w:b/>
+                <w:sz w:val="28"/>
+                <w:szCs w:val="28"/>
+              </w:rPr>
+              <w:t xml:space="preserve">✅ </w:t>
+            </w:r>
+            <w:r>
+              <w:rPr>
+                <w:rFonts w:ascii="Times New Roman" w:hAnsi="Times New Roman" w:cs="Times New Roman"/>
                 <w:sz w:val="28"/>
                 <w:szCs w:val="28"/>
                 <w:lang w:val="uz-Cyrl-UZ"/>
@@ -1423,6 +1486,15 @@
             <w:r>
               <w:rPr>
                 <w:rFonts w:ascii="Times New Roman" w:hAnsi="Times New Roman" w:cs="Times New Roman"/>
+                <w:b/>
+                <w:sz w:val="28"/>
+                <w:szCs w:val="28"/>
+              </w:rPr>
+              <w:t xml:space="preserve">✅ </w:t>
+            </w:r>
+            <w:r>
+              <w:rPr>
+                <w:rFonts w:ascii="Times New Roman" w:hAnsi="Times New Roman" w:cs="Times New Roman"/>
                 <w:sz w:val="28"/>
                 <w:szCs w:val="28"/>
                 <w:lang w:val="uz-Cyrl-UZ"/>
@@ -1543,6 +1615,15 @@
             <w:r>
               <w:rPr>
                 <w:rFonts w:ascii="Times New Roman" w:hAnsi="Times New Roman" w:cs="Times New Roman"/>
+                <w:b/>
+                <w:sz w:val="28"/>
+                <w:szCs w:val="28"/>
+              </w:rPr>
+              <w:t xml:space="preserve">✅ </w:t>
+            </w:r>
+            <w:r>
+              <w:rPr>
+                <w:rFonts w:ascii="Times New Roman" w:hAnsi="Times New Roman" w:cs="Times New Roman"/>
                 <w:sz w:val="28"/>
                 <w:szCs w:val="28"/>
                 <w:lang w:val="uz-Cyrl-UZ"/>
@@ -1880,6 +1961,15 @@
             <w:r>
               <w:rPr>
                 <w:rFonts w:ascii="Times New Roman" w:hAnsi="Times New Roman" w:cs="Times New Roman"/>
+                <w:b/>
+                <w:sz w:val="28"/>
+                <w:szCs w:val="28"/>
+              </w:rPr>
+              <w:t xml:space="preserve">✅ </w:t>
+            </w:r>
+            <w:r>
+              <w:rPr>
+                <w:rFonts w:ascii="Times New Roman" w:hAnsi="Times New Roman" w:cs="Times New Roman"/>
                 <w:sz w:val="28"/>
                 <w:szCs w:val="28"/>
                 <w:lang w:val="uz-Cyrl-UZ"/>
@@ -1989,6 +2079,15 @@
             </w:pPr>
             <w:r>
               <w:rPr>
+                <w:rFonts w:ascii="Times New Roman" w:hAnsi="Times New Roman" w:cs="Times New Roman"/>
+                <w:b/>
+                <w:sz w:val="28"/>
+                <w:szCs w:val="28"/>
+              </w:rPr>
+              <w:t xml:space="preserve">✅ </w:t>
+            </w:r>
+            <w:r>
+              <w:rPr>
                 <w:rFonts w:ascii="Arial" w:hAnsi="Arial" w:cs="Arial"/>
                 <w:color w:val="272B36"/>
                 <w:sz w:val="21"/>
@@ -2292,6 +2391,15 @@
             </w:pPr>
             <w:r>
               <w:rPr>
+                <w:rFonts w:ascii="Times New Roman" w:hAnsi="Times New Roman" w:cs="Times New Roman"/>
+                <w:b/>
+                <w:sz w:val="28"/>
+                <w:szCs w:val="28"/>
+              </w:rPr>
+              <w:t xml:space="preserve">✅ </w:t>
+            </w:r>
+            <w:r>
+              <w:rPr>
                 <w:rFonts w:ascii="Arial" w:hAnsi="Arial" w:cs="Arial"/>
                 <w:color w:val="272B36"/>
                 <w:sz w:val="21"/>
@@ -3285,6 +3393,15 @@
                 <w:lang w:val="uz-Cyrl-UZ"/>
               </w:rPr>
             </w:pPr>
+            <w:r>
+              <w:rPr>
+                <w:rFonts w:ascii="Times New Roman" w:hAnsi="Times New Roman" w:cs="Times New Roman"/>
+                <w:b/>
+                <w:sz w:val="28"/>
+                <w:szCs w:val="28"/>
+              </w:rPr>
+              <w:t xml:space="preserve">✅ </w:t>
+            </w:r>
             <w:r>
               <w:rPr>
                 <w:rFonts w:ascii="Arial" w:hAnsi="Arial" w:cs="Arial"/>
@@ -3411,6 +3528,15 @@
             </w:pPr>
             <w:r>
               <w:rPr>
+                <w:rFonts w:ascii="Times New Roman" w:hAnsi="Times New Roman" w:cs="Times New Roman"/>
+                <w:b/>
+                <w:sz w:val="28"/>
+                <w:szCs w:val="28"/>
+              </w:rPr>
+              <w:t xml:space="preserve">✅ </w:t>
+            </w:r>
+            <w:r>
+              <w:rPr>
                 <w:rFonts w:ascii="Arial" w:hAnsi="Arial" w:cs="Arial"/>
                 <w:color w:val="18174A"/>
                 <w:sz w:val="27"/>
@@ -3555,6 +3681,15 @@
             </w:pPr>
             <w:r>
               <w:rPr>
+                <w:rFonts w:ascii="Times New Roman" w:hAnsi="Times New Roman" w:cs="Times New Roman"/>
+                <w:b/>
+                <w:sz w:val="28"/>
+                <w:szCs w:val="28"/>
+              </w:rPr>
+              <w:t xml:space="preserve">✅ </w:t>
+            </w:r>
+            <w:r>
+              <w:rPr>
                 <w:rFonts w:ascii="Arial" w:hAnsi="Arial" w:cs="Arial"/>
                 <w:color w:val="18174A"/>
                 <w:sz w:val="27"/>
@@ -3844,6 +3979,15 @@
                 <w:lang w:val="uz-Cyrl-UZ"/>
               </w:rPr>
             </w:pPr>
+            <w:r>
+              <w:rPr>
+                <w:rFonts w:ascii="Times New Roman" w:hAnsi="Times New Roman" w:cs="Times New Roman"/>
+                <w:b/>
+                <w:sz w:val="28"/>
+                <w:szCs w:val="28"/>
+              </w:rPr>
+              <w:t xml:space="preserve">✅ </w:t>
+            </w:r>
             <w:r>
               <w:rPr>
                 <w:rFonts w:ascii="Arial" w:hAnsi="Arial" w:cs="Arial"/>
@@ -3976,6 +4120,15 @@
                 <w:lang w:val="uz-Cyrl-UZ"/>
               </w:rPr>
             </w:pPr>
+            <w:r>
+              <w:rPr>
+                <w:rFonts w:ascii="Times New Roman" w:hAnsi="Times New Roman" w:cs="Times New Roman"/>
+                <w:b/>
+                <w:sz w:val="28"/>
+                <w:szCs w:val="28"/>
+              </w:rPr>
+              <w:t xml:space="preserve">✅ </w:t>
+            </w:r>
             <w:r>
               <w:rPr>
                 <w:rFonts w:ascii="Arial" w:hAnsi="Arial" w:cs="Arial"/>
